--- a/backend/templates/Independent/BR.docx
+++ b/backend/templates/Independent/BR.docx
@@ -250,7 +250,7 @@
           </mc:Choice>
           <mc:Fallback>
             <w:pict>
-              <v:shape w14:anchorId="74682457" id="Graphic 1" o:spid="_x0000_s1026" style="position:absolute;margin-left:50.9pt;margin-top:23.05pt;width:505.35pt;height:1pt;z-index:-15728640;visibility:visible;mso-wrap-style:square;mso-wrap-distance-left:0;mso-wrap-distance-top:0;mso-wrap-distance-right:0;mso-wrap-distance-bottom:0;mso-position-horizontal:absolute;mso-position-horizontal-relative:page;mso-position-vertical:absolute;mso-position-vertical-relative:text;v-text-anchor:top" coordsize="6417945,12700" o:gfxdata="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" path="m6417564,12191l,12191,,,6417564,r,12191xe" fillcolor="black" stroked="f">
+              <v:shape w14:anchorId="62A66629" id="Graphic 1" o:spid="_x0000_s1026" style="position:absolute;margin-left:50.9pt;margin-top:23.05pt;width:505.35pt;height:1pt;z-index:-15728640;visibility:visible;mso-wrap-style:square;mso-wrap-distance-left:0;mso-wrap-distance-top:0;mso-wrap-distance-right:0;mso-wrap-distance-bottom:0;mso-position-horizontal:absolute;mso-position-horizontal-relative:page;mso-position-vertical:absolute;mso-position-vertical-relative:text;v-text-anchor:top" coordsize="6417945,12700" o:gfxdata="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" path="m6417564,12191l,12191,,,6417564,r,12191xe" fillcolor="black" stroked="f">
                 <v:path arrowok="t"/>
                 <w10:wrap type="topAndBottom" anchorx="page"/>
               </v:shape>
@@ -556,7 +556,7 @@
           </mc:Choice>
           <mc:Fallback>
             <w:pict>
-              <v:shape w14:anchorId="027F7D30" id="Graphic 2" o:spid="_x0000_s1026" style="position:absolute;margin-left:49.05pt;margin-top:1.2pt;width:505.35pt;height:1pt;z-index:251657216;visibility:visible;mso-wrap-style:square;mso-wrap-distance-left:0;mso-wrap-distance-top:0;mso-wrap-distance-right:0;mso-wrap-distance-bottom:0;mso-position-horizontal:absolute;mso-position-horizontal-relative:page;mso-position-vertical:absolute;mso-position-vertical-relative:text;v-text-anchor:top" coordsize="6417945,12700" o:gfxdata="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" path="m6417564,12191l,12191,,,6417564,r,12191xe" fillcolor="black" stroked="f">
+              <v:shape w14:anchorId="3D68B0B5" id="Graphic 2" o:spid="_x0000_s1026" style="position:absolute;margin-left:49.05pt;margin-top:1.2pt;width:505.35pt;height:1pt;z-index:251657216;visibility:visible;mso-wrap-style:square;mso-wrap-distance-left:0;mso-wrap-distance-top:0;mso-wrap-distance-right:0;mso-wrap-distance-bottom:0;mso-position-horizontal:absolute;mso-position-horizontal-relative:page;mso-position-vertical:absolute;mso-position-vertical-relative:text;v-text-anchor:top" coordsize="6417945,12700" o:gfxdata="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" path="m6417564,12191l,12191,,,6417564,r,12191xe" fillcolor="black" stroked="f">
                 <v:path arrowok="t"/>
                 <w10:wrap anchorx="page"/>
               </v:shape>
@@ -722,31 +722,38 @@
         <w:t xml:space="preserve"> </w:t>
       </w:r>
       <w:r>
-        <w:t>M/s.</w:t>
-      </w:r>
-      <w:r>
-        <w:rPr>
-          <w:spacing w:val="40"/>
-        </w:rPr>
-        <w:t xml:space="preserve"> </w:t>
-      </w:r>
-      <w:r>
-        <w:t xml:space="preserve">Mohindra and Associates, Chartered Accountants, having FRN 001406N, having office at A-31, LGF, Sector-3, Noida, UP- </w:t>
-      </w:r>
-      <w:r>
-        <w:rPr>
-          <w:spacing w:val="-2"/>
-        </w:rPr>
-        <w:t>201301</w:t>
-      </w:r>
-    </w:p>
-    <w:p>
-      <w:pPr>
-        <w:pStyle w:val="BodyText"/>
-        <w:spacing w:line="243" w:lineRule="exact"/>
-        <w:ind w:left="338"/>
-        <w:jc w:val="both"/>
-      </w:pPr>
+        <w:t>{</w:t>
+      </w:r>
+      <w:r>
+        <w:t>AUDITOR_FIRM_NAME</w:t>
+      </w:r>
+      <w:r>
+        <w:t>}</w:t>
+      </w:r>
+      <w:r>
+        <w:t xml:space="preserve">, Chartered Accountants, having FRN </w:t>
+      </w:r>
+      <w:r>
+        <w:t>{</w:t>
+      </w:r>
+      <w:r>
+        <w:t>AUDITOR_FRN</w:t>
+      </w:r>
+      <w:r>
+        <w:t>}</w:t>
+      </w:r>
+      <w:r>
+        <w:t xml:space="preserve">, having office at </w:t>
+      </w:r>
+      <w:r>
+        <w:t>{</w:t>
+      </w:r>
+      <w:r>
+        <w:t>AUDITOR_ADDRESS</w:t>
+      </w:r>
+      <w:r>
+        <w:t>}</w:t>
+      </w:r>
       <w:r>
         <w:t>,</w:t>
       </w:r>
@@ -798,14 +805,9 @@
         </w:rPr>
         <w:t>to</w:t>
       </w:r>
-    </w:p>
-    <w:p>
-      <w:pPr>
-        <w:pStyle w:val="BodyText"/>
-        <w:spacing w:before="44" w:line="446" w:lineRule="auto"/>
-        <w:ind w:left="338" w:right="79"/>
-        <w:jc w:val="both"/>
-      </w:pPr>
+      <w:r>
+        <w:t xml:space="preserve"> </w:t>
+      </w:r>
       <w:r>
         <w:t>act as First Statutory auditor of the</w:t>
       </w:r>
@@ -1404,15 +1406,7 @@
           <w:b/>
           <w:sz w:val="21"/>
         </w:rPr>
-        <w:t>DIN</w:t>
-      </w:r>
-      <w:proofErr w:type="gramStart"/>
-      <w:r>
-        <w:rPr>
-          <w:b/>
-          <w:sz w:val="21"/>
-        </w:rPr>
-        <w:t>-</w:t>
+        <w:t>DIN-</w:t>
       </w:r>
       <w:r>
         <w:rPr>
@@ -1436,16 +1430,7 @@
           <w:spacing w:val="-2"/>
           <w:sz w:val="21"/>
         </w:rPr>
-        <w:t>{</w:t>
-      </w:r>
-      <w:proofErr w:type="gramEnd"/>
-      <w:r>
-        <w:rPr>
-          <w:bCs/>
-          <w:spacing w:val="-2"/>
-          <w:sz w:val="21"/>
-        </w:rPr>
-        <w:t>DIRECTOR_DIN}</w:t>
+        <w:t>{DIRECTOR_DIN}</w:t>
       </w:r>
     </w:p>
     <w:sectPr>
@@ -1882,7 +1867,6 @@
   <w:style w:type="character" w:default="1" w:styleId="DefaultParagraphFont">
     <w:name w:val="Default Paragraph Font"/>
     <w:uiPriority w:val="1"/>
-    <w:semiHidden/>
     <w:unhideWhenUsed/>
   </w:style>
   <w:style w:type="table" w:default="1" w:styleId="TableNormal">
